--- a/Secure Networks With Firewalls NAT.docx
+++ b/Secure Networks With Firewalls NAT.docx
@@ -260,11 +260,10 @@
           <w:sz w:val="22"/>
           <w:szCs w:val="22"/>
         </w:rPr>
-        <w:t>Simulate NAT (Network Address Translation) by drawing a simple diagram showing how your home WiFi router assigns private IP addresses to your phone, laptop, and smart TV, and how it translates them to a single public IP for internet access.&lt;br&gt;&lt;br&gt;&lt;em&gt;&lt;strong&gt;Hint:&lt;/strong&gt; Use any drawing tool or even hand-draw and click a photo.&lt;/em&gt;</w:t>
-      </w:r>
-    </w:p>
-    <w:p>
-      <w:pPr>
+        <w:t xml:space="preserve">Simulate NAT (Network Address Translation) by drawing a simple diagram showing how your home </w:t>
+      </w:r>
+      <w:proofErr w:type="spellStart"/>
+      <w:r>
         <w:rPr>
           <w:b/>
           <w:bCs/>
@@ -272,7 +271,9 @@
           <w:sz w:val="22"/>
           <w:szCs w:val="22"/>
         </w:rPr>
-      </w:pPr>
+        <w:t>WiFi</w:t>
+      </w:r>
+      <w:proofErr w:type="spellEnd"/>
       <w:r>
         <w:rPr>
           <w:b/>
@@ -281,11 +282,10 @@
           <w:sz w:val="22"/>
           <w:szCs w:val="22"/>
         </w:rPr>
-        <w:t>Ans:</w:t>
-      </w:r>
-    </w:p>
-    <w:p>
-      <w:pPr>
+        <w:t xml:space="preserve"> router assigns private IP addresses to your phone, laptop, and smart TV, and how it translates them to a single public IP for internet access.&lt;</w:t>
+      </w:r>
+      <w:proofErr w:type="spellStart"/>
+      <w:r>
         <w:rPr>
           <w:b/>
           <w:bCs/>
@@ -293,7 +293,9 @@
           <w:sz w:val="22"/>
           <w:szCs w:val="22"/>
         </w:rPr>
-      </w:pPr>
+        <w:t>br</w:t>
+      </w:r>
+      <w:proofErr w:type="spellEnd"/>
       <w:r>
         <w:rPr>
           <w:b/>
@@ -302,8 +304,9 @@
           <w:sz w:val="22"/>
           <w:szCs w:val="22"/>
         </w:rPr>
-        <w:t>Explanation</w:t>
-      </w:r>
+        <w:t>&gt;&lt;</w:t>
+      </w:r>
+      <w:proofErr w:type="spellStart"/>
       <w:r>
         <w:rPr>
           <w:b/>
@@ -312,38 +315,146 @@
           <w:sz w:val="22"/>
           <w:szCs w:val="22"/>
         </w:rPr>
-        <w:t>:</w:t>
-      </w:r>
-    </w:p>
-    <w:p>
-      <w:pPr>
-        <w:rPr>
+        <w:t>br</w:t>
+      </w:r>
+      <w:proofErr w:type="spellEnd"/>
+      <w:r>
+        <w:rPr>
+          <w:b/>
+          <w:bCs/>
           <w:color w:val="000000" w:themeColor="text1"/>
           <w:sz w:val="22"/>
           <w:szCs w:val="22"/>
         </w:rPr>
-      </w:pPr>
-      <w:r>
-        <w:rPr>
+        <w:t>&gt;&lt;</w:t>
+      </w:r>
+      <w:proofErr w:type="spellStart"/>
+      <w:r>
+        <w:rPr>
+          <w:b/>
+          <w:bCs/>
           <w:color w:val="000000" w:themeColor="text1"/>
           <w:sz w:val="22"/>
           <w:szCs w:val="22"/>
         </w:rPr>
-        <w:t>Network Address Translation (NAT) is a technique used by routers to allow multiple devices with private IP addresses to share a single public IP address when accessing the internet. The router translates the private IP addresses of the devices into one public IP address before sending data to the internet and translates the responses back to the correct device.</w:t>
-      </w:r>
-    </w:p>
-    <w:p>
-      <w:pPr>
-        <w:rPr>
+        <w:t>em</w:t>
+      </w:r>
+      <w:proofErr w:type="spellEnd"/>
+      <w:r>
+        <w:rPr>
+          <w:b/>
+          <w:bCs/>
           <w:color w:val="000000" w:themeColor="text1"/>
           <w:sz w:val="22"/>
           <w:szCs w:val="22"/>
         </w:rPr>
-      </w:pPr>
-      <w:r>
-        <w:rPr>
-          <w:b/>
-          <w:bCs/>
+        <w:t>&gt;&lt;strong&gt;Hint:&lt;/strong&gt; Use any drawing tool or even hand-draw and click a photo.&lt;/</w:t>
+      </w:r>
+      <w:proofErr w:type="spellStart"/>
+      <w:r>
+        <w:rPr>
+          <w:b/>
+          <w:bCs/>
+          <w:color w:val="000000" w:themeColor="text1"/>
+          <w:sz w:val="22"/>
+          <w:szCs w:val="22"/>
+        </w:rPr>
+        <w:t>em</w:t>
+      </w:r>
+      <w:proofErr w:type="spellEnd"/>
+      <w:r>
+        <w:rPr>
+          <w:b/>
+          <w:bCs/>
+          <w:color w:val="000000" w:themeColor="text1"/>
+          <w:sz w:val="22"/>
+          <w:szCs w:val="22"/>
+        </w:rPr>
+        <w:t>&gt;</w:t>
+      </w:r>
+    </w:p>
+    <w:p>
+      <w:pPr>
+        <w:rPr>
+          <w:b/>
+          <w:bCs/>
+          <w:color w:val="000000" w:themeColor="text1"/>
+          <w:sz w:val="22"/>
+          <w:szCs w:val="22"/>
+        </w:rPr>
+      </w:pPr>
+      <w:r>
+        <w:rPr>
+          <w:b/>
+          <w:bCs/>
+          <w:color w:val="000000" w:themeColor="text1"/>
+          <w:sz w:val="22"/>
+          <w:szCs w:val="22"/>
+        </w:rPr>
+        <w:t>Ans:</w:t>
+      </w:r>
+    </w:p>
+    <w:p>
+      <w:pPr>
+        <w:rPr>
+          <w:b/>
+          <w:bCs/>
+          <w:color w:val="000000" w:themeColor="text1"/>
+          <w:sz w:val="22"/>
+          <w:szCs w:val="22"/>
+        </w:rPr>
+      </w:pPr>
+      <w:r>
+        <w:rPr>
+          <w:b/>
+          <w:bCs/>
+          <w:color w:val="000000" w:themeColor="text1"/>
+          <w:sz w:val="22"/>
+          <w:szCs w:val="22"/>
+        </w:rPr>
+        <w:t>Explanation</w:t>
+      </w:r>
+      <w:r>
+        <w:rPr>
+          <w:b/>
+          <w:bCs/>
+          <w:color w:val="000000" w:themeColor="text1"/>
+          <w:sz w:val="22"/>
+          <w:szCs w:val="22"/>
+        </w:rPr>
+        <w:t>:</w:t>
+      </w:r>
+    </w:p>
+    <w:p>
+      <w:pPr>
+        <w:rPr>
+          <w:color w:val="000000" w:themeColor="text1"/>
+          <w:sz w:val="22"/>
+          <w:szCs w:val="22"/>
+        </w:rPr>
+      </w:pPr>
+      <w:r>
+        <w:rPr>
+          <w:color w:val="000000" w:themeColor="text1"/>
+          <w:sz w:val="22"/>
+          <w:szCs w:val="22"/>
+        </w:rPr>
+        <w:t>Network Address Translation (NAT) is a technique used by routers to allow multiple devices with private IP addresses to share a single public IP address when accessing the internet. The router translates the private IP addresses of the devices into one public IP address before sending data to the internet and translates the responses back to the correct device.</w:t>
+      </w:r>
+    </w:p>
+    <w:p>
+      <w:pPr>
+        <w:rPr>
+          <w:color w:val="000000" w:themeColor="text1"/>
+          <w:sz w:val="22"/>
+          <w:szCs w:val="22"/>
+        </w:rPr>
+      </w:pPr>
+      <w:r>
+        <w:rPr>
+          <w:b/>
+          <w:bCs/>
+          <w:noProof/>
           <w:color w:val="000000" w:themeColor="text1"/>
           <w:sz w:val="22"/>
           <w:szCs w:val="22"/>
@@ -560,7 +671,25 @@
           <w:bCs/>
           <w:color w:val="000000" w:themeColor="text1"/>
         </w:rPr>
-        <w:t>Configure port filtering using your WiFi router's admin panel (or use a router simulator online if you don't have access). Block outgoing traffic on port 25 (SMTP) and explain in 2 sentences how this could help prevent spam from your network.</w:t>
+        <w:t xml:space="preserve">Configure port filtering using your </w:t>
+      </w:r>
+      <w:proofErr w:type="spellStart"/>
+      <w:r>
+        <w:rPr>
+          <w:b/>
+          <w:bCs/>
+          <w:color w:val="000000" w:themeColor="text1"/>
+        </w:rPr>
+        <w:t>WiFi</w:t>
+      </w:r>
+      <w:proofErr w:type="spellEnd"/>
+      <w:r>
+        <w:rPr>
+          <w:b/>
+          <w:bCs/>
+          <w:color w:val="000000" w:themeColor="text1"/>
+        </w:rPr>
+        <w:t xml:space="preserve"> router's admin panel (or use a router simulator online if you don't have access). Block outgoing traffic on port 25 (SMTP) and explain in 2 sentences how this could help prevent spam from your network.</w:t>
       </w:r>
     </w:p>
     <w:p>
@@ -904,35 +1033,631 @@
     <w:p>
       <w:pPr>
         <w:spacing w:after="0"/>
+        <w:rPr>
+          <w:color w:val="000000" w:themeColor="text1"/>
+        </w:rPr>
+      </w:pPr>
+    </w:p>
+    <w:p>
+      <w:pPr>
+        <w:spacing w:after="0"/>
+        <w:rPr>
+          <w:color w:val="000000" w:themeColor="text1"/>
+        </w:rPr>
+      </w:pPr>
+    </w:p>
+    <w:p>
+      <w:pPr>
+        <w:rPr>
+          <w:b/>
+          <w:bCs/>
+          <w:color w:val="000000" w:themeColor="text1"/>
+        </w:rPr>
+      </w:pPr>
+      <w:r>
+        <w:rPr>
+          <w:b/>
+          <w:bCs/>
+          <w:color w:val="000000" w:themeColor="text1"/>
+        </w:rPr>
+        <w:lastRenderedPageBreak/>
+        <w:t>Q4.</w:t>
+      </w:r>
+      <w:r>
+        <w:t xml:space="preserve"> </w:t>
+      </w:r>
+      <w:r>
+        <w:rPr>
+          <w:b/>
+          <w:bCs/>
+          <w:color w:val="000000" w:themeColor="text1"/>
+        </w:rPr>
+        <w:t>Given a sample packet filtering rule set (provided by your trainer), identify which of these three sample packets would be allowed or blocked: 1) HTTP request from 192.168.1.5 to 172.217.166.78:80, 2) SSH request from 10.0.0.10 to 34.201.23.1:22, 3) DNS query from 192.168.1.7 to 8.8.8.8:53.&lt;</w:t>
+      </w:r>
+      <w:proofErr w:type="spellStart"/>
+      <w:r>
+        <w:rPr>
+          <w:b/>
+          <w:bCs/>
+          <w:color w:val="000000" w:themeColor="text1"/>
+        </w:rPr>
+        <w:t>br</w:t>
+      </w:r>
+      <w:proofErr w:type="spellEnd"/>
+      <w:r>
+        <w:rPr>
+          <w:b/>
+          <w:bCs/>
+          <w:color w:val="000000" w:themeColor="text1"/>
+        </w:rPr>
+        <w:t>&gt;&lt;</w:t>
+      </w:r>
+      <w:proofErr w:type="spellStart"/>
+      <w:r>
+        <w:rPr>
+          <w:b/>
+          <w:bCs/>
+          <w:color w:val="000000" w:themeColor="text1"/>
+        </w:rPr>
+        <w:t>br</w:t>
+      </w:r>
+      <w:proofErr w:type="spellEnd"/>
+      <w:r>
+        <w:rPr>
+          <w:b/>
+          <w:bCs/>
+          <w:color w:val="000000" w:themeColor="text1"/>
+        </w:rPr>
+        <w:t>&gt;&lt;</w:t>
+      </w:r>
+      <w:proofErr w:type="spellStart"/>
+      <w:r>
+        <w:rPr>
+          <w:b/>
+          <w:bCs/>
+          <w:color w:val="000000" w:themeColor="text1"/>
+        </w:rPr>
+        <w:t>em</w:t>
+      </w:r>
+      <w:proofErr w:type="spellEnd"/>
+      <w:r>
+        <w:rPr>
+          <w:b/>
+          <w:bCs/>
+          <w:color w:val="000000" w:themeColor="text1"/>
+        </w:rPr>
+        <w:t>&gt;&lt;strong&gt;Hint:&lt;/strong&gt; Focus on source/destination IPs and ports in the rule set.&lt;/</w:t>
+      </w:r>
+      <w:proofErr w:type="spellStart"/>
+      <w:r>
+        <w:rPr>
+          <w:b/>
+          <w:bCs/>
+          <w:color w:val="000000" w:themeColor="text1"/>
+        </w:rPr>
+        <w:t>em</w:t>
+      </w:r>
+      <w:proofErr w:type="spellEnd"/>
+      <w:r>
+        <w:rPr>
+          <w:b/>
+          <w:bCs/>
+          <w:color w:val="000000" w:themeColor="text1"/>
+        </w:rPr>
+        <w:t>&gt;</w:t>
+      </w:r>
+    </w:p>
+    <w:p>
+      <w:pPr>
+        <w:rPr>
+          <w:b/>
+          <w:bCs/>
+          <w:color w:val="000000" w:themeColor="text1"/>
+        </w:rPr>
+      </w:pPr>
+      <w:r>
+        <w:rPr>
+          <w:b/>
+          <w:bCs/>
+          <w:color w:val="000000" w:themeColor="text1"/>
+        </w:rPr>
+        <w:t>Ans:</w:t>
+      </w:r>
+      <w:r>
+        <w:rPr>
+          <w:b/>
+          <w:bCs/>
+          <w:color w:val="000000" w:themeColor="text1"/>
+        </w:rPr>
+        <w:br/>
+      </w:r>
+    </w:p>
+    <w:p>
+      <w:pPr>
+        <w:spacing w:after="0"/>
+        <w:rPr>
+          <w:b/>
+          <w:bCs/>
+          <w:color w:val="000000" w:themeColor="text1"/>
+        </w:rPr>
+      </w:pPr>
+      <w:r>
+        <w:rPr>
+          <w:b/>
+          <w:bCs/>
+          <w:color w:val="000000" w:themeColor="text1"/>
+        </w:rPr>
+        <w:t>Condition:</w:t>
+      </w:r>
+    </w:p>
+    <w:p>
+      <w:pPr>
+        <w:spacing w:after="0"/>
         <w:ind w:left="720"/>
         <w:rPr>
           <w:color w:val="000000" w:themeColor="text1"/>
         </w:rPr>
       </w:pPr>
+      <w:r>
+        <w:rPr>
+          <w:color w:val="000000" w:themeColor="text1"/>
+        </w:rPr>
+        <w:t>Port 80 incoming block</w:t>
+      </w:r>
     </w:p>
     <w:p>
       <w:pPr>
         <w:spacing w:after="0"/>
-        <w:rPr>
-          <w:color w:val="000000" w:themeColor="text1"/>
-        </w:rPr>
-      </w:pPr>
-    </w:p>
-    <w:p>
-      <w:pPr>
-        <w:rPr>
-          <w:b/>
-          <w:bCs/>
-          <w:color w:val="000000" w:themeColor="text1"/>
-        </w:rPr>
-      </w:pPr>
-      <w:r>
-        <w:rPr>
-          <w:b/>
-          <w:bCs/>
-          <w:color w:val="000000" w:themeColor="text1"/>
-        </w:rPr>
-        <w:lastRenderedPageBreak/>
+        <w:ind w:left="720"/>
+        <w:rPr>
+          <w:color w:val="000000" w:themeColor="text1"/>
+        </w:rPr>
+      </w:pPr>
+      <w:r>
+        <w:rPr>
+          <w:color w:val="000000" w:themeColor="text1"/>
+        </w:rPr>
+        <w:t>Port 22 incoming block</w:t>
+      </w:r>
+    </w:p>
+    <w:p>
+      <w:pPr>
+        <w:spacing w:after="0"/>
+        <w:rPr>
+          <w:color w:val="000000" w:themeColor="text1"/>
+        </w:rPr>
+      </w:pPr>
+    </w:p>
+    <w:tbl>
+      <w:tblPr>
+        <w:tblW w:w="0" w:type="auto"/>
+        <w:tblCellSpacing w:w="15" w:type="dxa"/>
+        <w:tblBorders>
+          <w:top w:val="single" w:sz="4" w:space="0" w:color="auto"/>
+          <w:left w:val="single" w:sz="4" w:space="0" w:color="auto"/>
+          <w:bottom w:val="single" w:sz="4" w:space="0" w:color="auto"/>
+          <w:right w:val="single" w:sz="4" w:space="0" w:color="auto"/>
+          <w:insideH w:val="single" w:sz="4" w:space="0" w:color="auto"/>
+          <w:insideV w:val="single" w:sz="4" w:space="0" w:color="auto"/>
+        </w:tblBorders>
+        <w:tblCellMar>
+          <w:top w:w="15" w:type="dxa"/>
+          <w:left w:w="15" w:type="dxa"/>
+          <w:bottom w:w="15" w:type="dxa"/>
+          <w:right w:w="15" w:type="dxa"/>
+        </w:tblCellMar>
+        <w:tblLook w:val="04A0" w:firstRow="1" w:lastRow="0" w:firstColumn="1" w:lastColumn="0" w:noHBand="0" w:noVBand="1"/>
+      </w:tblPr>
+      <w:tblGrid>
+        <w:gridCol w:w="2516"/>
+        <w:gridCol w:w="1563"/>
+        <w:gridCol w:w="917"/>
+        <w:gridCol w:w="4020"/>
+      </w:tblGrid>
+      <w:tr>
+        <w:trPr>
+          <w:tblHeader/>
+          <w:tblCellSpacing w:w="15" w:type="dxa"/>
+        </w:trPr>
+        <w:tc>
+          <w:tcPr>
+            <w:tcW w:w="0" w:type="auto"/>
+            <w:vAlign w:val="center"/>
+            <w:hideMark/>
+          </w:tcPr>
+          <w:p>
+            <w:pPr>
+              <w:spacing w:after="0"/>
+              <w:rPr>
+                <w:b/>
+                <w:bCs/>
+                <w:color w:val="000000" w:themeColor="text1"/>
+              </w:rPr>
+            </w:pPr>
+            <w:r>
+              <w:rPr>
+                <w:b/>
+                <w:bCs/>
+                <w:color w:val="000000" w:themeColor="text1"/>
+              </w:rPr>
+              <w:t>Packet</w:t>
+            </w:r>
+          </w:p>
+        </w:tc>
+        <w:tc>
+          <w:tcPr>
+            <w:tcW w:w="0" w:type="auto"/>
+            <w:vAlign w:val="center"/>
+            <w:hideMark/>
+          </w:tcPr>
+          <w:p>
+            <w:pPr>
+              <w:spacing w:after="0"/>
+              <w:rPr>
+                <w:b/>
+                <w:bCs/>
+                <w:color w:val="000000" w:themeColor="text1"/>
+              </w:rPr>
+            </w:pPr>
+            <w:r>
+              <w:rPr>
+                <w:b/>
+                <w:bCs/>
+                <w:color w:val="000000" w:themeColor="text1"/>
+              </w:rPr>
+              <w:t>Condition</w:t>
+            </w:r>
+          </w:p>
+        </w:tc>
+        <w:tc>
+          <w:tcPr>
+            <w:tcW w:w="0" w:type="auto"/>
+            <w:vAlign w:val="center"/>
+            <w:hideMark/>
+          </w:tcPr>
+          <w:p>
+            <w:pPr>
+              <w:spacing w:after="0"/>
+              <w:rPr>
+                <w:b/>
+                <w:bCs/>
+                <w:color w:val="000000" w:themeColor="text1"/>
+              </w:rPr>
+            </w:pPr>
+            <w:r>
+              <w:rPr>
+                <w:b/>
+                <w:bCs/>
+                <w:color w:val="000000" w:themeColor="text1"/>
+              </w:rPr>
+              <w:t>Status</w:t>
+            </w:r>
+          </w:p>
+        </w:tc>
+        <w:tc>
+          <w:tcPr>
+            <w:tcW w:w="0" w:type="auto"/>
+            <w:vAlign w:val="center"/>
+            <w:hideMark/>
+          </w:tcPr>
+          <w:p>
+            <w:pPr>
+              <w:spacing w:after="0"/>
+              <w:rPr>
+                <w:b/>
+                <w:bCs/>
+                <w:color w:val="000000" w:themeColor="text1"/>
+              </w:rPr>
+            </w:pPr>
+            <w:r>
+              <w:rPr>
+                <w:b/>
+                <w:bCs/>
+                <w:color w:val="000000" w:themeColor="text1"/>
+              </w:rPr>
+              <w:t>Reason</w:t>
+            </w:r>
+          </w:p>
+        </w:tc>
+      </w:tr>
+      <w:tr>
+        <w:trPr>
+          <w:tblCellSpacing w:w="15" w:type="dxa"/>
+        </w:trPr>
+        <w:tc>
+          <w:tcPr>
+            <w:tcW w:w="0" w:type="auto"/>
+            <w:vAlign w:val="center"/>
+            <w:hideMark/>
+          </w:tcPr>
+          <w:p>
+            <w:pPr>
+              <w:spacing w:after="0"/>
+              <w:rPr>
+                <w:color w:val="000000" w:themeColor="text1"/>
+              </w:rPr>
+            </w:pPr>
+            <w:r>
+              <w:rPr>
+                <w:color w:val="000000" w:themeColor="text1"/>
+              </w:rPr>
+              <w:t>1. HTTP request from 192.168.1.5 to 172.217.166.78:80</w:t>
+            </w:r>
+          </w:p>
+        </w:tc>
+        <w:tc>
+          <w:tcPr>
+            <w:tcW w:w="0" w:type="auto"/>
+            <w:vAlign w:val="center"/>
+            <w:hideMark/>
+          </w:tcPr>
+          <w:p>
+            <w:pPr>
+              <w:spacing w:after="0"/>
+              <w:rPr>
+                <w:color w:val="000000" w:themeColor="text1"/>
+              </w:rPr>
+            </w:pPr>
+            <w:r>
+              <w:rPr>
+                <w:color w:val="000000" w:themeColor="text1"/>
+              </w:rPr>
+              <w:t>Outgoing HTTP Request (Port 80)</w:t>
+            </w:r>
+          </w:p>
+        </w:tc>
+        <w:tc>
+          <w:tcPr>
+            <w:tcW w:w="0" w:type="auto"/>
+            <w:vAlign w:val="center"/>
+            <w:hideMark/>
+          </w:tcPr>
+          <w:p>
+            <w:pPr>
+              <w:spacing w:after="0"/>
+              <w:rPr>
+                <w:color w:val="000000" w:themeColor="text1"/>
+              </w:rPr>
+            </w:pPr>
+            <w:r>
+              <w:rPr>
+                <w:color w:val="000000" w:themeColor="text1"/>
+              </w:rPr>
+              <w:t xml:space="preserve">Allowed </w:t>
+            </w:r>
+          </w:p>
+        </w:tc>
+        <w:tc>
+          <w:tcPr>
+            <w:tcW w:w="0" w:type="auto"/>
+            <w:vAlign w:val="center"/>
+            <w:hideMark/>
+          </w:tcPr>
+          <w:p>
+            <w:pPr>
+              <w:spacing w:after="0"/>
+              <w:rPr>
+                <w:color w:val="000000" w:themeColor="text1"/>
+              </w:rPr>
+            </w:pPr>
+            <w:r>
+              <w:rPr>
+                <w:color w:val="000000" w:themeColor="text1"/>
+              </w:rPr>
+              <w:t>The HTTP request is sent from the client to the web server, so it is allowed.</w:t>
+            </w:r>
+          </w:p>
+        </w:tc>
+      </w:tr>
+      <w:tr>
+        <w:trPr>
+          <w:tblCellSpacing w:w="15" w:type="dxa"/>
+        </w:trPr>
+        <w:tc>
+          <w:tcPr>
+            <w:tcW w:w="0" w:type="auto"/>
+            <w:vAlign w:val="center"/>
+            <w:hideMark/>
+          </w:tcPr>
+          <w:p>
+            <w:pPr>
+              <w:spacing w:after="0"/>
+              <w:rPr>
+                <w:color w:val="000000" w:themeColor="text1"/>
+              </w:rPr>
+            </w:pPr>
+            <w:r>
+              <w:rPr>
+                <w:color w:val="000000" w:themeColor="text1"/>
+              </w:rPr>
+              <w:t>2. SSH request from 10.0.0.10 to 34.201.23.1:22</w:t>
+            </w:r>
+          </w:p>
+        </w:tc>
+        <w:tc>
+          <w:tcPr>
+            <w:tcW w:w="0" w:type="auto"/>
+            <w:vAlign w:val="center"/>
+            <w:hideMark/>
+          </w:tcPr>
+          <w:p>
+            <w:pPr>
+              <w:spacing w:after="0"/>
+              <w:rPr>
+                <w:color w:val="000000" w:themeColor="text1"/>
+              </w:rPr>
+            </w:pPr>
+            <w:r>
+              <w:rPr>
+                <w:color w:val="000000" w:themeColor="text1"/>
+              </w:rPr>
+              <w:t>Outgoing SSH Request (Port 22)</w:t>
+            </w:r>
+          </w:p>
+        </w:tc>
+        <w:tc>
+          <w:tcPr>
+            <w:tcW w:w="0" w:type="auto"/>
+            <w:vAlign w:val="center"/>
+            <w:hideMark/>
+          </w:tcPr>
+          <w:p>
+            <w:pPr>
+              <w:spacing w:after="0"/>
+              <w:rPr>
+                <w:color w:val="000000" w:themeColor="text1"/>
+              </w:rPr>
+            </w:pPr>
+            <w:r>
+              <w:rPr>
+                <w:color w:val="000000" w:themeColor="text1"/>
+              </w:rPr>
+              <w:t xml:space="preserve">Allowed </w:t>
+            </w:r>
+          </w:p>
+        </w:tc>
+        <w:tc>
+          <w:tcPr>
+            <w:tcW w:w="0" w:type="auto"/>
+            <w:vAlign w:val="center"/>
+            <w:hideMark/>
+          </w:tcPr>
+          <w:p>
+            <w:pPr>
+              <w:spacing w:after="0"/>
+              <w:rPr>
+                <w:color w:val="000000" w:themeColor="text1"/>
+              </w:rPr>
+            </w:pPr>
+            <w:r>
+              <w:rPr>
+                <w:color w:val="000000" w:themeColor="text1"/>
+              </w:rPr>
+              <w:t>The packet is an outgoing SSH request. The firewall blocks only incoming traffic on port 22, so this request is allowed.</w:t>
+            </w:r>
+          </w:p>
+        </w:tc>
+      </w:tr>
+      <w:tr>
+        <w:trPr>
+          <w:tblCellSpacing w:w="15" w:type="dxa"/>
+        </w:trPr>
+        <w:tc>
+          <w:tcPr>
+            <w:tcW w:w="0" w:type="auto"/>
+            <w:vAlign w:val="center"/>
+            <w:hideMark/>
+          </w:tcPr>
+          <w:p>
+            <w:pPr>
+              <w:spacing w:after="0"/>
+              <w:rPr>
+                <w:color w:val="000000" w:themeColor="text1"/>
+              </w:rPr>
+            </w:pPr>
+            <w:r>
+              <w:rPr>
+                <w:color w:val="000000" w:themeColor="text1"/>
+              </w:rPr>
+              <w:t>3. DNS query from 192.168.1.7 to 8.8.8.8:53</w:t>
+            </w:r>
+          </w:p>
+        </w:tc>
+        <w:tc>
+          <w:tcPr>
+            <w:tcW w:w="0" w:type="auto"/>
+            <w:vAlign w:val="center"/>
+            <w:hideMark/>
+          </w:tcPr>
+          <w:p>
+            <w:pPr>
+              <w:spacing w:after="0"/>
+              <w:rPr>
+                <w:color w:val="000000" w:themeColor="text1"/>
+              </w:rPr>
+            </w:pPr>
+            <w:r>
+              <w:rPr>
+                <w:color w:val="000000" w:themeColor="text1"/>
+              </w:rPr>
+              <w:t>Direct DNS Request to Public DNS Server</w:t>
+            </w:r>
+          </w:p>
+        </w:tc>
+        <w:tc>
+          <w:tcPr>
+            <w:tcW w:w="0" w:type="auto"/>
+            <w:vAlign w:val="center"/>
+            <w:hideMark/>
+          </w:tcPr>
+          <w:p>
+            <w:pPr>
+              <w:spacing w:after="0"/>
+              <w:rPr>
+                <w:color w:val="000000" w:themeColor="text1"/>
+              </w:rPr>
+            </w:pPr>
+            <w:r>
+              <w:rPr>
+                <w:color w:val="000000" w:themeColor="text1"/>
+              </w:rPr>
+              <w:t xml:space="preserve">Blocked </w:t>
+            </w:r>
+          </w:p>
+        </w:tc>
+        <w:tc>
+          <w:tcPr>
+            <w:tcW w:w="0" w:type="auto"/>
+            <w:vAlign w:val="center"/>
+            <w:hideMark/>
+          </w:tcPr>
+          <w:p>
+            <w:pPr>
+              <w:spacing w:after="0"/>
+              <w:rPr>
+                <w:color w:val="000000" w:themeColor="text1"/>
+              </w:rPr>
+            </w:pPr>
+            <w:r>
+              <w:rPr>
+                <w:color w:val="000000" w:themeColor="text1"/>
+              </w:rPr>
+              <w:t>A client should not directly send DNS requests to the DNS server. DNS queries should be resolved through the configured local DNS resolver or network DNS service. Therefore, this packet is blocked according to the given rule.</w:t>
+            </w:r>
+          </w:p>
+        </w:tc>
+      </w:tr>
+    </w:tbl>
+    <w:p>
+      <w:pPr>
+        <w:spacing w:after="0"/>
+        <w:rPr>
+          <w:color w:val="000000" w:themeColor="text1"/>
+        </w:rPr>
+      </w:pPr>
+    </w:p>
+    <w:p>
+      <w:pPr>
+        <w:spacing w:after="0"/>
+        <w:rPr>
+          <w:color w:val="000000" w:themeColor="text1"/>
+        </w:rPr>
+      </w:pPr>
+    </w:p>
+    <w:p>
+      <w:pPr>
+        <w:rPr>
+          <w:b/>
+          <w:bCs/>
+          <w:color w:val="000000" w:themeColor="text1"/>
+        </w:rPr>
+      </w:pPr>
+      <w:r>
+        <w:rPr>
+          <w:b/>
+          <w:bCs/>
+          <w:color w:val="000000" w:themeColor="text1"/>
+        </w:rPr>
         <w:t>Q5.</w:t>
       </w:r>
       <w:r>
@@ -1110,6 +1835,7 @@
         <w:rPr>
           <w:color w:val="000000" w:themeColor="text1"/>
         </w:rPr>
+        <w:lastRenderedPageBreak/>
         <w:t xml:space="preserve">This prevents attackers from overwhelming servers and disrupting services. </w:t>
       </w:r>
     </w:p>
@@ -1215,59 +1941,6 @@
           <w:color w:val="000000" w:themeColor="text1"/>
         </w:rPr>
       </w:pPr>
-    </w:p>
-    <w:p>
-      <w:pPr>
-        <w:rPr>
-          <w:b/>
-          <w:bCs/>
-          <w:color w:val="000000" w:themeColor="text1"/>
-        </w:rPr>
-      </w:pPr>
-      <w:r>
-        <w:rPr>
-          <w:b/>
-          <w:bCs/>
-          <w:color w:val="000000" w:themeColor="text1"/>
-        </w:rPr>
-        <w:t>Q4.</w:t>
-      </w:r>
-      <w:r>
-        <w:t xml:space="preserve"> </w:t>
-      </w:r>
-      <w:r>
-        <w:rPr>
-          <w:b/>
-          <w:bCs/>
-          <w:color w:val="000000" w:themeColor="text1"/>
-        </w:rPr>
-        <w:t>Given a sample packet filtering rule set (provided by your trainer), identify which of these three sample packets would be allowed or blocked: 1) HTTP request from 192.168.1.5 to 172.217.166.78:80, 2) SSH request from 10.0.0.10 to 34.201.23.1:22, 3) DNS query from 192.168.1.7 to 8.8.8.8:53.&lt;br&gt;&lt;br&gt;&lt;em&gt;&lt;strong&gt;Hint:&lt;/strong&gt; Focus on source/destination IPs and ports in the rule set.&lt;/em&gt;</w:t>
-      </w:r>
-    </w:p>
-    <w:p>
-      <w:pPr>
-        <w:rPr>
-          <w:b/>
-          <w:bCs/>
-          <w:color w:val="000000" w:themeColor="text1"/>
-        </w:rPr>
-      </w:pPr>
-      <w:r>
-        <w:rPr>
-          <w:b/>
-          <w:bCs/>
-          <w:color w:val="000000" w:themeColor="text1"/>
-        </w:rPr>
-        <w:t>Ans:</w:t>
-      </w:r>
-      <w:r>
-        <w:rPr>
-          <w:b/>
-          <w:bCs/>
-          <w:color w:val="000000" w:themeColor="text1"/>
-        </w:rPr>
-        <w:br/>
-      </w:r>
     </w:p>
     <w:sectPr>
       <w:pgSz w:w="11906" w:h="16838"/>
